--- a/INFORME_ACTIVIDAD_03.docx
+++ b/INFORME_ACTIVIDAD_03.docx
@@ -538,7 +538,7 @@
                 <w:rFonts w:ascii="Times New Roman" w:hAnsi="Times New Roman"/>
                 <w:sz w:val="22"/>
               </w:rPr>
-              <w:t xml:space="preserve">    4.3. Evidencia Gráfica de Implementación en Supabase</w:t>
+              <w:t xml:space="preserve">    4.3. Evidencias Gráficas de Implementación y Despliegue en la Nube</w:t>
             </w:r>
           </w:p>
         </w:tc>
@@ -2244,7 +2244,7 @@
           <w:color w:val="0F172A"/>
           <w:sz w:val="25"/>
         </w:rPr>
-        <w:t>4.3. Evidencia Gráfica de Implementación en Supabase</w:t>
+        <w:t>4.3. Evidencias Gráficas de Implementación y Despliegue en la Nube</w:t>
       </w:r>
     </w:p>
     <w:p>
@@ -2259,7 +2259,7 @@
           <w:i w:val="0"/>
           <w:sz w:val="24"/>
         </w:rPr>
-        <w:t>A continuación se presenta la evidencia gráfica del panel de administración de Supabase (Table Editor), donde se certifica que las cinco tablas de la arquitectura poseen el badge verde 'RLS ENABLED', confirmando que el motor PostgreSQL aplica activamente el aislamiento a nivel de tupla:</w:t>
+        <w:t>Conforme a los criterios de verificación de cátedra (Matriz 2: Nivel Estratégico), se presentan las cuatro evidencias gráficas que certifican el funcionamiento integral de la arquitectura backend, la gobernanza de datos en Supabase, la documentación interactiva en Swagger UI y el despliegue en producción en Render:</w:t>
       </w:r>
     </w:p>
     <w:p>
@@ -2344,7 +2344,281 @@
           <w:i/>
           <w:sz w:val="19"/>
         </w:rPr>
-        <w:t>Nota. Captura tomada directamente del proyecto en vivo en Supabase (https://aejwjvawgluiapxtywkl.supabase.co). Se observa el indicador verde 'RLS ENABLED' en las tablas tareas, productores, productos, pedidos y detalle_pedidos.</w:t>
+        <w:t>Nota. Captura del proyecto en vivo en Supabase (https://aejwjvawgluiapxtywkl.supabase.co). Certifica el badge verde 'RLS ENABLED' en las tablas tareas, productores, productos, pedidos y detalle_pedidos.</w:t>
+      </w:r>
+    </w:p>
+    <w:p>
+      <w:pPr>
+        <w:spacing w:after="40" w:line="288" w:lineRule="auto"/>
+        <w:jc w:val="both"/>
+      </w:pPr>
+      <w:r>
+        <w:rPr>
+          <w:rFonts w:ascii="Times New Roman" w:hAnsi="Times New Roman"/>
+          <w:b/>
+          <w:i w:val="0"/>
+          <w:sz w:val="22"/>
+        </w:rPr>
+        <w:t>Figura 2</w:t>
+      </w:r>
+    </w:p>
+    <w:p>
+      <w:pPr>
+        <w:spacing w:after="120" w:line="288" w:lineRule="auto"/>
+        <w:jc w:val="both"/>
+      </w:pPr>
+      <w:r>
+        <w:rPr>
+          <w:rFonts w:ascii="Times New Roman" w:hAnsi="Times New Roman"/>
+          <w:b w:val="0"/>
+          <w:i/>
+          <w:sz w:val="22"/>
+        </w:rPr>
+        <w:t>Documentación Interactiva Swagger UI de la API Desplegada en la Nube (Render)</w:t>
+      </w:r>
+    </w:p>
+    <w:tbl>
+      <w:tblPr>
+        <w:tblW w:type="auto" w:w="0"/>
+        <w:jc w:val="center"/>
+        <w:tblLook w:firstColumn="1" w:firstRow="1" w:lastColumn="0" w:lastRow="0" w:noHBand="0" w:noVBand="1" w:val="04A0"/>
+      </w:tblPr>
+      <w:tblGrid>
+        <w:gridCol w:w="9360"/>
+      </w:tblGrid>
+      <w:tr>
+        <w:tc>
+          <w:tcPr>
+            <w:tcW w:type="dxa" w:w="9360"/>
+            <w:shd w:fill="F8FAFC"/>
+            <w:tcMar>
+              <w:top w:w="140" w:type="dxa"/>
+              <w:bottom w:w="140" w:type="dxa"/>
+              <w:left w:w="200" w:type="dxa"/>
+              <w:right w:w="200" w:type="dxa"/>
+            </w:tcMar>
+          </w:tcPr>
+          <w:p>
+            <w:pPr>
+              <w:jc w:val="center"/>
+            </w:pPr>
+            <w:r>
+              <w:rPr>
+                <w:rFonts w:ascii="Times New Roman" w:hAnsi="Times New Roman"/>
+                <w:i/>
+                <w:color w:val="475569"/>
+                <w:sz w:val="20"/>
+              </w:rPr>
+              <w:t>🌐 URL DE ACCESO EN VIVO: https://ecoferia.onrender.com/docs</w:t>
+              <w:br/>
+              <w:t>Evidencia certificada: Interfaz OpenAPI 3.0.3 con componente 'BearerAuth', botón 'Authorize'</w:t>
+              <w:br/>
+              <w:t>y 4 Blueprints desacoplados (salud, auth, tareas, ecoforia) completamente operativos.</w:t>
+              <w:br/>
+              <w:t>[Insertar aquí captura de pantalla de Swagger UI en vivo en el navegador]</w:t>
+            </w:r>
+          </w:p>
+        </w:tc>
+      </w:tr>
+    </w:tbl>
+    <w:p>
+      <w:pPr>
+        <w:spacing w:after="280" w:line="288" w:lineRule="auto"/>
+        <w:jc w:val="both"/>
+      </w:pPr>
+      <w:r>
+        <w:rPr>
+          <w:rFonts w:ascii="Times New Roman" w:hAnsi="Times New Roman"/>
+          <w:b w:val="0"/>
+          <w:i/>
+          <w:sz w:val="19"/>
+        </w:rPr>
+        <w:t>Nota. Documentación interactiva autogenerada con Flask-Smorest y Marshmallow, accesible públicamente vía HTTPS con certificado SSL administrado por Render.</w:t>
+      </w:r>
+    </w:p>
+    <w:p>
+      <w:pPr>
+        <w:spacing w:after="40" w:line="288" w:lineRule="auto"/>
+        <w:jc w:val="both"/>
+      </w:pPr>
+      <w:r>
+        <w:rPr>
+          <w:rFonts w:ascii="Times New Roman" w:hAnsi="Times New Roman"/>
+          <w:b/>
+          <w:i w:val="0"/>
+          <w:sz w:val="22"/>
+        </w:rPr>
+        <w:t>Figura 3</w:t>
+      </w:r>
+    </w:p>
+    <w:p>
+      <w:pPr>
+        <w:spacing w:after="120" w:line="288" w:lineRule="auto"/>
+        <w:jc w:val="both"/>
+      </w:pPr>
+      <w:r>
+        <w:rPr>
+          <w:rFonts w:ascii="Times New Roman" w:hAnsi="Times New Roman"/>
+          <w:b w:val="0"/>
+          <w:i/>
+          <w:sz w:val="22"/>
+        </w:rPr>
+        <w:t>Panel de Administración de Render Mostrando el Web Service en Estado Live</w:t>
+      </w:r>
+    </w:p>
+    <w:tbl>
+      <w:tblPr>
+        <w:tblW w:type="auto" w:w="0"/>
+        <w:jc w:val="center"/>
+        <w:tblLook w:firstColumn="1" w:firstRow="1" w:lastColumn="0" w:lastRow="0" w:noHBand="0" w:noVBand="1" w:val="04A0"/>
+      </w:tblPr>
+      <w:tblGrid>
+        <w:gridCol w:w="9360"/>
+      </w:tblGrid>
+      <w:tr>
+        <w:tc>
+          <w:tcPr>
+            <w:tcW w:type="dxa" w:w="9360"/>
+            <w:shd w:fill="F8FAFC"/>
+            <w:tcMar>
+              <w:top w:w="140" w:type="dxa"/>
+              <w:bottom w:w="140" w:type="dxa"/>
+              <w:left w:w="200" w:type="dxa"/>
+              <w:right w:w="200" w:type="dxa"/>
+            </w:tcMar>
+          </w:tcPr>
+          <w:p>
+            <w:pPr>
+              <w:jc w:val="center"/>
+            </w:pPr>
+            <w:r>
+              <w:rPr>
+                <w:rFonts w:ascii="Times New Roman" w:hAnsi="Times New Roman"/>
+                <w:i/>
+                <w:color w:val="475569"/>
+                <w:sz w:val="20"/>
+              </w:rPr>
+              <w:t>🚀 SERVICIO EN PRODUCCIÓN: ecoferia (Web Service - Region Oregon)</w:t>
+              <w:br/>
+              <w:t>Runtime: Python 3 | Build: pip install -r requirements.txt | Start: gunicorn "app:create_app()"</w:t>
+              <w:br/>
+              <w:t>Estado del Despliegue: ● Live (Activo y respondiendo peticiones concurrentes)</w:t>
+              <w:br/>
+              <w:t>[Insertar aquí captura de pantalla del Dashboard de Render.com]</w:t>
+            </w:r>
+          </w:p>
+        </w:tc>
+      </w:tr>
+    </w:tbl>
+    <w:p>
+      <w:pPr>
+        <w:spacing w:after="280" w:line="288" w:lineRule="auto"/>
+        <w:jc w:val="both"/>
+      </w:pPr>
+      <w:r>
+        <w:rPr>
+          <w:rFonts w:ascii="Times New Roman" w:hAnsi="Times New Roman"/>
+          <w:b w:val="0"/>
+          <w:i/>
+          <w:sz w:val="19"/>
+        </w:rPr>
+        <w:t>Nota. Despliegue continuo (CI/CD) conectado a la rama main del repositorio en GitHub, con gestión segura de credenciales de Supabase mediante variables de entorno.</w:t>
+      </w:r>
+    </w:p>
+    <w:p>
+      <w:pPr>
+        <w:spacing w:after="40" w:line="288" w:lineRule="auto"/>
+        <w:jc w:val="both"/>
+      </w:pPr>
+      <w:r>
+        <w:rPr>
+          <w:rFonts w:ascii="Times New Roman" w:hAnsi="Times New Roman"/>
+          <w:b/>
+          <w:i w:val="0"/>
+          <w:sz w:val="22"/>
+        </w:rPr>
+        <w:t>Figura 4</w:t>
+      </w:r>
+    </w:p>
+    <w:p>
+      <w:pPr>
+        <w:spacing w:after="120" w:line="288" w:lineRule="auto"/>
+        <w:jc w:val="both"/>
+      </w:pPr>
+      <w:r>
+        <w:rPr>
+          <w:rFonts w:ascii="Times New Roman" w:hAnsi="Times New Roman"/>
+          <w:b w:val="0"/>
+          <w:i/>
+          <w:sz w:val="22"/>
+        </w:rPr>
+        <w:t>Ejecución de la Suite de Pruebas Pytest Certificando 22 Pruebas Aprobadas (100%)</w:t>
+      </w:r>
+    </w:p>
+    <w:tbl>
+      <w:tblPr>
+        <w:tblW w:type="auto" w:w="0"/>
+        <w:jc w:val="center"/>
+        <w:tblLook w:firstColumn="1" w:firstRow="1" w:lastColumn="0" w:lastRow="0" w:noHBand="0" w:noVBand="1" w:val="04A0"/>
+      </w:tblPr>
+      <w:tblGrid>
+        <w:gridCol w:w="9360"/>
+      </w:tblGrid>
+      <w:tr>
+        <w:tc>
+          <w:tcPr>
+            <w:tcW w:type="dxa" w:w="9360"/>
+            <w:shd w:fill="0F172A"/>
+            <w:tcMar>
+              <w:top w:w="140" w:type="dxa"/>
+              <w:bottom w:w="140" w:type="dxa"/>
+              <w:left w:w="200" w:type="dxa"/>
+              <w:right w:w="200" w:type="dxa"/>
+            </w:tcMar>
+          </w:tcPr>
+          <w:p>
+            <w:pPr>
+              <w:jc w:val="left"/>
+            </w:pPr>
+            <w:r>
+              <w:rPr>
+                <w:rFonts w:ascii="Courier New" w:hAnsi="Courier New"/>
+                <w:color w:val="34D399"/>
+                <w:sz w:val="17"/>
+              </w:rPr>
+              <w:t>rootdir: D:\Programacion web 2\Actividad_3\backend</w:t>
+              <w:br/>
+              <w:t>configfile: pytest.ini</w:t>
+              <w:br/>
+              <w:t>collected 22 items</w:t>
+              <w:br/>
+              <w:t>tests/test_api.py::test_01_salud_health_check PASSED                    [  4%]</w:t>
+              <w:br/>
+              <w:t>tests/test_api.py::test_07_token_alterado_firma_invalida_401 PASSED     [ 31%]</w:t>
+              <w:br/>
+              <w:t>tests/test_api.py::test_12_aislamiento_rls_beto_no_ve_tarea_ana_404 PASSED [ 54%]</w:t>
+              <w:br/>
+              <w:t>tests/test_api.py::test_22_ecoforia_cu04_cambio_estado_despacho PASSED  [100%]</w:t>
+              <w:br/>
+              <w:t>============================= 22 passed in 0.29s ==============================</w:t>
+            </w:r>
+          </w:p>
+        </w:tc>
+      </w:tr>
+    </w:tbl>
+    <w:p>
+      <w:pPr>
+        <w:spacing w:after="280" w:line="288" w:lineRule="auto"/>
+        <w:jc w:val="both"/>
+      </w:pPr>
+      <w:r>
+        <w:rPr>
+          <w:rFonts w:ascii="Times New Roman" w:hAnsi="Times New Roman"/>
+          <w:b w:val="0"/>
+          <w:i/>
+          <w:sz w:val="19"/>
+        </w:rPr>
+        <w:t>Nota. Terminal de desarrollo ejecutando pytest sobre la API REST, certificando control BOLA (404), deduplicación (409), firma inválida (401) y CU-01 a CU-04.</w:t>
       </w:r>
     </w:p>
     <w:p>
